--- a/proposals/ABWLuxuryLimousine/docs/BrianWalcott_TermsAndConditions.docx
+++ b/proposals/ABWLuxuryLimousine/docs/BrianWalcott_TermsAndConditions.docx
@@ -33,7 +33,7 @@
           <w:sz w:val="22"/>
           <w:szCs w:val="22"/>
         </w:rPr>
-        <w:t xml:space="preserve">Paradise Transportation of Central Florida, Inc.  |  Brian Walcott, Owner/Operator  |  Orlando, Florida</w:t>
+        <w:t xml:space="preserve">Brian Walcott, Owner/Operator  |  Orlando, Florida</w:t>
       </w:r>
     </w:p>
     <w:p>
@@ -3351,7 +3351,7 @@
                 <w:sz w:val="20"/>
                 <w:szCs w:val="20"/>
               </w:rPr>
-              <w:t xml:space="preserve">Brian Walcott, Paradise Transportation of Central Florida, Inc.</w:t>
+              <w:t xml:space="preserve">Brian Walcott, ABW Luxury Limousine Service</w:t>
             </w:r>
           </w:p>
           <w:p>
@@ -3578,7 +3578,7 @@
         <w:sz w:val="18"/>
         <w:szCs w:val="18"/>
       </w:rPr>
-      <w:t xml:space="preserve">Paradise Transportation of Central Florida, Inc. dba ABW Luxury Limousine Service  |  Terms &amp; Conditions</w:t>
+      <w:t xml:space="preserve">ABW Luxury Limousine Service  |  Terms &amp; Conditions  |  Orlando, Florida</w:t>
     </w:r>
   </w:p>
 </w:hdr>
